--- a/HCM_KS25_CNTT5_TaNgocPhuc_001.docx
+++ b/HCM_KS25_CNTT5_TaNgocPhuc_001.docx
@@ -601,6 +601,7 @@
       </w:pPr>
       <w:r>
         <w:rPr>
+          <w:noProof/>
           <w:lang w:val="vi-VN"/>
         </w:rPr>
         <w:lastRenderedPageBreak/>
@@ -1466,13 +1467,78 @@
         <w:rPr>
           <w:lang w:val="vi-VN"/>
         </w:rPr>
-        <w:t>- Phương thức: (+)getauthor()</w:t>
-      </w:r>
-      <w:r>
-        <w:rPr>
-          <w:lang w:val="vi-VN"/>
-        </w:rPr>
-        <w:tab/>
+        <w:t>- Phương thức: (+)getauthor(</w:t>
+      </w:r>
+      <w:r>
+        <w:rPr>
+          <w:lang w:val="vi-VN"/>
+        </w:rPr>
+        <w:t>)</w:t>
+      </w:r>
+    </w:p>
+    <w:p>
+      <w:pPr>
+        <w:ind w:left="720"/>
+        <w:rPr>
+          <w:lang w:val="vi-VN"/>
+        </w:rPr>
+      </w:pPr>
+    </w:p>
+    <w:p>
+      <w:pPr>
+        <w:ind w:left="720"/>
+        <w:rPr>
+          <w:lang w:val="vi-VN"/>
+        </w:rPr>
+      </w:pPr>
+    </w:p>
+    <w:p>
+      <w:pPr>
+        <w:ind w:left="720"/>
+        <w:rPr>
+          <w:lang w:val="vi-VN"/>
+        </w:rPr>
+      </w:pPr>
+      <w:r>
+        <w:rPr>
+          <w:lang w:val="vi-VN"/>
+        </w:rPr>
+        <w:lastRenderedPageBreak/>
+        <w:drawing>
+          <wp:inline distT="0" distB="0" distL="0" distR="0" wp14:anchorId="7CF311D6" wp14:editId="14003641">
+            <wp:extent cx="4625741" cy="5692633"/>
+            <wp:effectExtent l="0" t="0" r="3810" b="3810"/>
+            <wp:docPr id="399635624" name="Picture 1"/>
+            <wp:cNvGraphicFramePr>
+              <a:graphicFrameLocks xmlns:a="http://schemas.openxmlformats.org/drawingml/2006/main" noChangeAspect="1"/>
+            </wp:cNvGraphicFramePr>
+            <a:graphic xmlns:a="http://schemas.openxmlformats.org/drawingml/2006/main">
+              <a:graphicData uri="http://schemas.openxmlformats.org/drawingml/2006/picture">
+                <pic:pic xmlns:pic="http://schemas.openxmlformats.org/drawingml/2006/picture">
+                  <pic:nvPicPr>
+                    <pic:cNvPr id="399635624" name=""/>
+                    <pic:cNvPicPr/>
+                  </pic:nvPicPr>
+                  <pic:blipFill>
+                    <a:blip r:embed="rId6"/>
+                    <a:stretch>
+                      <a:fillRect/>
+                    </a:stretch>
+                  </pic:blipFill>
+                  <pic:spPr>
+                    <a:xfrm>
+                      <a:off x="0" y="0"/>
+                      <a:ext cx="4625741" cy="5692633"/>
+                    </a:xfrm>
+                    <a:prstGeom prst="rect">
+                      <a:avLst/>
+                    </a:prstGeom>
+                  </pic:spPr>
+                </pic:pic>
+              </a:graphicData>
+            </a:graphic>
+          </wp:inline>
+        </w:drawing>
       </w:r>
     </w:p>
     <w:sectPr>
